--- a/response.docx
+++ b/response.docx
@@ -9647,6 +9647,16 @@
           <w:szCs w:val="21"/>
         </w:rPr>
         <w:t>In current modified version:</w:t>
+      </w:r>
+    </w:p>
+    <w:p>
+      <w:r>
+        <w:t xml:space="preserve">In the revised version, we constrain the Lorentz factors with a two-zone model (Zou, Fan &amp; Piran 2011, ApJ 726, L2; Gao &amp; Zou 2023, ApJL 956, L38), which is also required by the self-consistency of the gap interpretation: the GeV photons and the MeV photons come from different internal shocks, with the GeV region located at a larger radius. A GeV photon then overtakes the MeV photon shell, where the MeV photons move almost radially, so the pair-production opacity is strongly reduced compared with the one-zone case.</w:t>
+      </w:r>
+    </w:p>
+    <w:p>
+      <w:r>
+        <w:t xml:space="preserve">We calculate the optical depth of a GeV photon crossing the MeV photon shell by numerically integrating the exact pair-production cross section over the observed MeV spectrum (E_p = 256.1 keV, alpha = -0.06, beta = -2.80, L_M = 3.7e53 erg/s), following the corrected formulas of Gao &amp; Zou (2023; Eq. (17) there — their TeV zone corresponds to our GeV zone; we integrate numerically because the very hard low-energy index of this burst invalidates the order-of-unity bracket approximation of the analytic formula). For the 16.09 GeV photon observed at t = 0.96 s, the minimum Lorentz factor of the GeV region is about 310 for eta = 1 (emitting radius R_G ≈ 2e15 cm), while the 1.21–4.39 GeV photons that constitute the upper boundary of the gap require only Gamma_G ≳ 165–210. The two-zone constraint on the inner MeV region is very weak (Gamma_M,min ~ O(1)); the operative lower limit on Gamma_M comes from the escape of its own ~0.6 GeV photons. Therefore Gamma ≈ 300, required by the resonant deuterium absorption, is compatible with the escape of the GeV photons, provided that the GeV emitting region lies at R_G ≳ 2e15 cm. The calculation is presented in the new subsection 'Two-zone constraints on the Lorentz factors' of Appendix C, and the numerical script (twozone_gamma_min.py) is available with the manuscript.</w:t>
       </w:r>
     </w:p>
     <w:p>

--- a/response.docx
+++ b/response.docx
@@ -7443,6 +7443,11 @@
       </w:r>
     </w:p>
     <w:p>
+      <w:r>
+        <w:t xml:space="preserve">[Update in the current revision] The quantitative pair-production constraints quoted above are superseded: they are now derived in the two-zone configuration (see Response (4) below and the new subsection of Appendix C). For the Lorentz factors allowed by the escape of the 16.09 GeV photon, the pair-production optical depth at the gap energies is far below unity, so the gap (or a cutoff) cannot be caused by pair production; the qualitative argument that two-photon absorption would produce a monotonic high-energy cutoff rather than a gap with a recovery remains unchanged.</w:t>
+      </w:r>
+    </w:p>
+    <w:p>
       <w:pPr>
         <w:widowControl/>
         <w:tabs>
@@ -9651,12 +9656,12 @@
     </w:p>
     <w:p>
       <w:r>
-        <w:t xml:space="preserve">In the revised version, we constrain the Lorentz factors with a two-zone model (Zou, Fan &amp; Piran 2011, ApJ 726, L2; Gao &amp; Zou 2023, ApJL 956, L38), which is also required by the self-consistency of the gap interpretation: the GeV photons and the MeV photons come from different internal shocks, with the GeV region located at a larger radius. A GeV photon then overtakes the MeV photon shell, where the MeV photons move almost radially, so the pair-production opacity is strongly reduced compared with the one-zone case.</w:t>
+        <w:t xml:space="preserve">In the revised version, we constrain the Lorentz factors with a two-zone model (Zou, Fan &amp; Piran 2011, ApJ 726, L2; Gao &amp; Zou 2023, ApJL 956, L38), which is also required by the self-consistency of the gap interpretation: the GeV photons and the MeV photons come from different internal shocks. The GeV region is a more external internal shock (not the external shock considered in Gao &amp; Zou 2023), so its radius is still set by the millisecond variability timescale, R_G = 2 Gamma_G^2 c dt/(1+z) ~ 1e12 cm — of the same order as the radius at which the deuterium optical depth is evaluated. A GeV photon overtakes the MeV photon shell, where the MeV photons move almost radially, so the pair-production opacity is strongly reduced compared with the one-zone case.</w:t>
       </w:r>
     </w:p>
     <w:p>
       <w:r>
-        <w:t xml:space="preserve">We calculate the optical depth of a GeV photon crossing the MeV photon shell by numerically integrating the exact pair-production cross section over the observed MeV spectrum (E_p = 256.1 keV, alpha = -0.06, beta = -2.80, L_M = 3.7e53 erg/s), following the corrected formulas of Gao &amp; Zou (2023; Eq. (17) there — their TeV zone corresponds to our GeV zone; we integrate numerically because the very hard low-energy index of this burst invalidates the order-of-unity bracket approximation of the analytic formula). For the 16.09 GeV photon observed at t = 0.96 s, the minimum Lorentz factor of the GeV region is about 310 for eta = 1 (emitting radius R_G ≈ 2e15 cm), while the 1.21–4.39 GeV photons that constitute the upper boundary of the gap require only Gamma_G ≳ 165–210. The two-zone constraint on the inner MeV region is very weak (Gamma_M,min ~ O(1)); the operative lower limit on Gamma_M comes from the escape of its own ~0.6 GeV photons. Therefore Gamma ≈ 300, required by the resonant deuterium absorption, is compatible with the escape of the GeV photons, provided that the GeV emitting region lies at R_G ≳ 2e15 cm. The calculation is presented in the new subsection 'Two-zone constraints on the Lorentz factors' of Appendix C, and the numerical script (twozone_gamma_min.py) is available with the manuscript.</w:t>
+        <w:t xml:space="preserve">For the escape of the photon with the highest energy (16.09 GeV), the simplified analytic formula (Eq. (17) of Gao &amp; Zou 2023, with the index taken as the high-energy Band index beta_M = 2.80 of the MeV component, since the pair-production threshold, about 1 MeV, lies above E_p = 256 keV; the MeV peaking component can be fitted by a Band function as well as by the mBB model) gives Gamma_G,min ~ 1.0e3. This analytic value is an overestimate in this regime, because the threshold falls on the steep high-energy wing of the Band spectrum where the single-power-law and cross-section approximations degrade; the full formulas (Eqs. (12)-(13) there), integrated numerically with the exact pair-production cross section and the Doppler-weighted angle average — using the published code of Gao &amp; Zou (2023), which we verified reproduces their Table 1 for GRB 221009A — give the reliable limit Gamma_G,min ~ 4.3e2, corresponding to R_G ~ 3.4e12 cm. With Gamma_G ~ (3-4.3)e2 the observed gap [0.62, 1.21] GeV translates to a comoving energy of about 2.4-6.7 MeV, bracketing the deuterium photodissociation resonance, and the escape of the GeV photons and the resonant absorption are consistent within the same region. The two-zone constraint on the inner MeV region is very weak; the Lorentz factor of the photospheric outflow is instead characterized by the quasi-thermal estimate of 500-900. The calculation is presented in the new subsection of Appendix C, and the scripts are available with the manuscript.</w:t>
       </w:r>
     </w:p>
     <w:p>
